--- a/doc/CV_Radko_Y_IT_spec_EN.docx
+++ b/doc/CV_Radko_Y_IT_spec_EN.docx
@@ -52,20 +52,12 @@
       </w:r>
       <w:r>
         <w:rPr>
-          <w:rFonts w:ascii="Calibri" w:cs="Calibri" w:eastAsia="Calibri" w:hAnsi="Calibri"/>
           <w:b w:val="1"/>
-          <w:i w:val="0"/>
-          <w:smallCaps w:val="0"/>
-          <w:strike w:val="0"/>
-          <w:color w:val="000000"/>
           <w:sz w:val="32"/>
           <w:szCs w:val="32"/>
-          <w:u w:val="none"/>
-          <w:shd w:fill="auto" w:val="clear"/>
-          <w:vertAlign w:val="baseline"/>
-          <w:rtl w:val="0"/>
-        </w:rPr>
-        <w:t xml:space="preserve">Summary</w:t>
+          <w:rtl w:val="0"/>
+        </w:rPr>
+        <w:t xml:space="preserve">CV</w:t>
       </w:r>
       <w:r>
         <w:rPr>
@@ -531,7 +523,20 @@
           <w:vertAlign w:val="baseline"/>
           <w:rtl w:val="0"/>
         </w:rPr>
-        <w:t xml:space="preserve">Phone: +38 (095) 468-24-88</w:t>
+        <w:t xml:space="preserve">Phone: +38 (095) </w:t>
+      </w:r>
+      <w:r>
+        <w:rPr>
+          <w:sz w:val="24"/>
+          <w:szCs w:val="24"/>
+          <w:rtl w:val="0"/>
+        </w:rPr>
+        <w:t xml:space="preserve">507-41-91</w:t>
+      </w:r>
+      <w:r>
+        <w:rPr>
+          <w:rtl w:val="0"/>
+        </w:rPr>
       </w:r>
     </w:p>
     <w:p>

--- a/doc/CV_Radko_Y_IT_spec_EN.docx
+++ b/doc/CV_Radko_Y_IT_spec_EN.docx
@@ -782,6 +782,26 @@
       </w:pPr>
       <w:r>
         <w:rPr>
+          <w:sz w:val="24"/>
+          <w:szCs w:val="24"/>
+          <w:rtl w:val="0"/>
+        </w:rPr>
+        <w:t xml:space="preserve">Website: </w:t>
+      </w:r>
+      <w:hyperlink r:id="rId9">
+        <w:r>
+          <w:rPr>
+            <w:color w:val="1155cc"/>
+            <w:sz w:val="24"/>
+            <w:szCs w:val="24"/>
+            <w:u w:val="single"/>
+            <w:rtl w:val="0"/>
+          </w:rPr>
+          <w:t xml:space="preserve">https://yevh3ny.github.io/</w:t>
+        </w:r>
+      </w:hyperlink>
+      <w:r>
+        <w:rPr>
           <w:rtl w:val="0"/>
         </w:rPr>
       </w:r>
@@ -4865,12 +4885,12 @@
       </w:r>
     </w:p>
     <w:sectPr>
-      <w:headerReference r:id="rId9" w:type="default"/>
-      <w:headerReference r:id="rId10" w:type="first"/>
-      <w:headerReference r:id="rId11" w:type="even"/>
-      <w:footerReference r:id="rId12" w:type="default"/>
-      <w:footerReference r:id="rId13" w:type="first"/>
-      <w:footerReference r:id="rId14" w:type="even"/>
+      <w:headerReference r:id="rId10" w:type="default"/>
+      <w:headerReference r:id="rId11" w:type="first"/>
+      <w:headerReference r:id="rId12" w:type="even"/>
+      <w:footerReference r:id="rId13" w:type="default"/>
+      <w:footerReference r:id="rId14" w:type="first"/>
+      <w:footerReference r:id="rId15" w:type="even"/>
       <w:pgSz w:h="16838" w:w="11906" w:orient="portrait"/>
       <w:pgMar w:bottom="142" w:top="567" w:left="1080" w:right="991" w:header="170" w:footer="708"/>
       <w:pgNumType w:start="1"/>

--- a/doc/CV_Radko_Y_IT_spec_EN.docx
+++ b/doc/CV_Radko_Y_IT_spec_EN.docx
@@ -2014,7 +2014,7 @@
           <w:szCs w:val="24"/>
           <w:rtl w:val="0"/>
         </w:rPr>
-        <w:t xml:space="preserve"> IT specialist</w:t>
+        <w:t xml:space="preserve"> DevOps Engineer, Frontend &amp;&amp; Backend Developer</w:t>
       </w:r>
     </w:p>
     <w:p>
@@ -2081,7 +2081,7 @@
           <w:szCs w:val="24"/>
           <w:rtl w:val="0"/>
         </w:rPr>
-        <w:t xml:space="preserve">Administration of servers and web sites hosted on servers.</w:t>
+        <w:t xml:space="preserve">Administration of servers (VPS, VDS, AWS, GCP) and web applications hosted on servers.</w:t>
       </w:r>
     </w:p>
     <w:p>
@@ -2153,7 +2153,7 @@
           <w:szCs w:val="24"/>
           <w:rtl w:val="0"/>
         </w:rPr>
-        <w:t xml:space="preserve">Maintaining the activity of web platforms and web applications. Website design update.</w:t>
+        <w:t xml:space="preserve">Maintaining the activity of web platforms and web applications. Website and applications design development and update.</w:t>
       </w:r>
     </w:p>
     <w:p>
